--- a/backend/ocitanja/static/javno/upute/ocitanje-vode-upute-za-koristenje-aplikacije.docx
+++ b/backend/ocitanja/static/javno/upute/ocitanje-vode-upute-za-koristenje-aplikacije.docx
@@ -3556,7 +3556,7 @@
                 <w:sz w:val="26"/>
                 <w:szCs w:val="26"/>
               </w:rPr>
-              <w:t xml:space="preserve">ovlašteni predstavnik suvlasnika, Dean Blečić</w:t>
+              <w:t>ovlašteni predstavnik suvlasnika</w:t>
             </w:r>
           </w:p>
           <w:p>
@@ -3570,6 +3570,27 @@
                 <w:sz w:val="26"/>
                 <w:szCs w:val="26"/>
               </w:rPr>
+              <w:t xml:space="preserve">Ime i prezime: </w:t>
+            </w:r>
+            <w:r>
+              <w:rPr>
+                <w:sz w:val="26"/>
+                <w:szCs w:val="26"/>
+              </w:rPr>
+              <w:t xml:space="preserve">______________________________</w:t>
+            </w:r>
+          </w:p>
+          <w:p>
+            <w:pPr>
+              <w:spacing w:after="100" w:line="300"/>
+            </w:pPr>
+            <w:r>
+              <w:rPr>
+                <w:b/>
+                <w:bCs/>
+                <w:sz w:val="26"/>
+                <w:szCs w:val="26"/>
+              </w:rPr>
               <w:t xml:space="preserve">Telefon: </w:t>
             </w:r>
             <w:r>
@@ -3598,7 +3619,7 @@
                 <w:sz w:val="26"/>
                 <w:szCs w:val="26"/>
               </w:rPr>
-              <w:t xml:space="preserve">dean.blecic@gmail.com</w:t>
+              <w:t>______________________________</w:t>
             </w:r>
           </w:p>
         </w:tc>
